--- a/docs/files/f140_文雪_山东大学_项目采购方向.docx
+++ b/docs/files/f140_文雪_山东大学_项目采购方向.docx
@@ -4681,7 +4681,7 @@
                 <w:b w:val="0"/>
                 <w:sz w:val="21"/>
               </w:rPr>
-              <w:t>盘点与效期：参与数十种原辅料日常盘点，协助检查效期，临期原料及时报损，任职期间无重大盘点差异</w:t>
+              <w:t>盘点与补货：参与数十种原辅料日常盘点、协助检查效期与临期报损；按当天销售提醒补充常用原料</w:t>
             </w:r>
           </w:p>
         </w:tc>
@@ -5550,7 +5550,7 @@
                 <w:b w:val="0"/>
                 <w:sz w:val="21"/>
               </w:rPr>
-              <w:t>全流程操作：在用友U8独立走完订单、入库、调拨、盘点、存货核算到付款，对象为模拟箱包企业</w:t>
+              <w:t>全流程操作：在U8独立走完请购、订单、入库、调拨、盘点、存货核算到付款，对象为模拟箱包企业</w:t>
             </w:r>
           </w:p>
           <w:p>
@@ -5729,7 +5729,7 @@
                 <w:b w:val="0"/>
                 <w:sz w:val="21"/>
               </w:rPr>
-              <w:t>流程复盘：理清请购、订单、验收、入库、对账的单据流转，对账与验收是采购到付款的高风险节点</w:t>
+              <w:t>流程复盘：理清请购到对账的单据流转，验收与对账是采购到付款最易卡住的两个节点</w:t>
             </w:r>
           </w:p>
           <w:p>
@@ -8191,7 +8191,7 @@
                 <w:b w:val="0"/>
                 <w:sz w:val="21"/>
               </w:rPr>
-              <w:t>敏感性分析：放开政府补贴参数，测算多渠道回收量变化，理清各方的利润来源与成本承担</w:t>
+              <w:t>敏感性分析：放开政府补贴参数测算多渠道回收量，理清三方利润来源与成本承担</w:t>
             </w:r>
           </w:p>
         </w:tc>
@@ -10100,7 +10100,7 @@
                 <w:b w:val="0"/>
                 <w:sz w:val="21"/>
               </w:rPr>
-              <w:t>物资统筹：负责院级活动物资申领、出入库登记与台账记录，按需调度物料</w:t>
+              <w:t>物资统筹：院级活动物资申领、出入库登记与台账记录，按台账记录调度物料</w:t>
             </w:r>
           </w:p>
           <w:p>
